--- a/Øvelser/Biologi/blodsukkermaaling/blodsukkermaaling.docx
+++ b/Øvelser/Biologi/blodsukkermaaling/blodsukkermaaling.docx
@@ -900,7 +900,7 @@
       </w:tr>
     </w:tbl>
     <w:bookmarkEnd w:id="31"/>
-    <w:bookmarkStart w:id="32" w:name="registrering-af-målinger"/>
+    <w:bookmarkStart w:id="33" w:name="registrering-af-målinger"/>
     <w:p>
       <w:pPr>
         <w:pStyle w:val="Heading2"/>
@@ -975,321 +975,360 @@
         <w:t xml:space="preserve">______ g/mL</w:t>
       </w:r>
     </w:p>
-    <w:p>
-      <w:pPr>
-        <w:pStyle w:val="TableCaption"/>
-      </w:pPr>
-      <w:r>
-        <w:t xml:space="preserve">Blodglukose som funktion af tid efter indtagelse af fødevaren.</w:t>
-      </w:r>
-    </w:p>
     <w:tbl>
       <w:tblPr>
         <w:tblStyle w:val="Table"/>
-        <w:tblW w:type="auto" w:w="0"/>
-        <w:tblLook w:firstRow="1" w:lastRow="0" w:firstColumn="0" w:lastColumn="0" w:noHBand="0" w:noVBand="0" w:val="0020"/>
-        <w:tblCaption w:val="Blodglukose som funktion af tid efter indtagelse af fødevaren."/>
+        <w:tblW w:type="pct" w:w="5000"/>
+        <w:tblLayout w:type="fixed"/>
+        <w:tblLook w:firstRow="0" w:lastRow="0" w:firstColumn="0" w:lastColumn="0" w:noHBand="0" w:noVBand="0" w:val="0000"/>
       </w:tblPr>
       <w:tblGrid>
-        <w:gridCol w:w="990"/>
-        <w:gridCol w:w="990"/>
-        <w:gridCol w:w="990"/>
-        <w:gridCol w:w="990"/>
-        <w:gridCol w:w="990"/>
-        <w:gridCol w:w="990"/>
-        <w:gridCol w:w="990"/>
-        <w:gridCol w:w="990"/>
+        <w:gridCol w:w="7920"/>
       </w:tblGrid>
       <w:tr>
-        <w:trPr>
-          <w:cantSplit/>
-          <w:tblHeader w:val="on"/>
-        </w:trPr>
         <w:tc>
           <w:tcPr/>
+          <w:bookmarkStart w:id="32" w:name="tbl-1"/>
           <w:p>
             <w:pPr>
-              <w:pStyle w:val="Compact"/>
-              <w:keepNext/>
-            </w:pPr>
+              <w:jc w:val="center"/>
+            </w:pPr>
+            <w:pPr>
+              <w:jc w:val="left"/>
+              <w:spacing w:before="200"/>
+              <w:pStyle w:val="ImageCaption"/>
+            </w:pPr>
+            <w:r>
+              <w:t xml:space="preserve">Tabel 1: Blodglukose som funktion af tid efter indtagelse af fødevaren.</w:t>
+            </w:r>
           </w:p>
-        </w:tc>
-        <w:tc>
-          <w:tcPr/>
-          <w:p>
-            <w:pPr>
-              <w:pStyle w:val="Compact"/>
-              <w:keepNext/>
-              <w:jc w:val="center"/>
-            </w:pPr>
-            <w:r>
-              <w:t xml:space="preserve">T₀</w:t>
-            </w:r>
-          </w:p>
-        </w:tc>
-        <w:tc>
-          <w:tcPr/>
-          <w:p>
-            <w:pPr>
-              <w:pStyle w:val="Compact"/>
-              <w:keepNext/>
-              <w:jc w:val="center"/>
-            </w:pPr>
-            <w:r>
-              <w:t xml:space="preserve">T₁₅</w:t>
-            </w:r>
-          </w:p>
-        </w:tc>
-        <w:tc>
-          <w:tcPr/>
-          <w:p>
-            <w:pPr>
-              <w:pStyle w:val="Compact"/>
-              <w:keepNext/>
-              <w:jc w:val="center"/>
-            </w:pPr>
-            <w:r>
-              <w:t xml:space="preserve">T₃₀</w:t>
-            </w:r>
-          </w:p>
-        </w:tc>
-        <w:tc>
-          <w:tcPr/>
-          <w:p>
-            <w:pPr>
-              <w:pStyle w:val="Compact"/>
-              <w:keepNext/>
-              <w:jc w:val="center"/>
-            </w:pPr>
-            <w:r>
-              <w:t xml:space="preserve">T₄₅</w:t>
-            </w:r>
-          </w:p>
-        </w:tc>
-        <w:tc>
-          <w:tcPr/>
-          <w:p>
-            <w:pPr>
-              <w:pStyle w:val="Compact"/>
-              <w:keepNext/>
-              <w:jc w:val="center"/>
-            </w:pPr>
-            <w:r>
-              <w:t xml:space="preserve">T₆₀</w:t>
-            </w:r>
-          </w:p>
-        </w:tc>
-        <w:tc>
-          <w:tcPr/>
-          <w:p>
-            <w:pPr>
-              <w:pStyle w:val="Compact"/>
-              <w:keepNext/>
-              <w:jc w:val="center"/>
-            </w:pPr>
-            <w:r>
-              <w:t xml:space="preserve">T₇₅</w:t>
-            </w:r>
-          </w:p>
-        </w:tc>
-        <w:tc>
-          <w:tcPr/>
-          <w:p>
-            <w:pPr>
-              <w:pStyle w:val="Compact"/>
-              <w:keepNext/>
-              <w:jc w:val="center"/>
-            </w:pPr>
-            <w:r>
-              <w:t xml:space="preserve">T₉₀</w:t>
-            </w:r>
-          </w:p>
-        </w:tc>
-      </w:tr>
-      <w:tr>
-        <w:trPr>
-          <w:cantSplit/>
-        </w:trPr>
-        <w:tc>
-          <w:tcPr/>
-          <w:p>
-            <w:pPr>
-              <w:pStyle w:val="Compact"/>
-              <w:keepNext/>
-              <w:jc w:val="left"/>
-            </w:pPr>
-            <w:r>
-              <w:t xml:space="preserve">Tid (min)</w:t>
-            </w:r>
-          </w:p>
-        </w:tc>
-        <w:tc>
-          <w:tcPr/>
-          <w:p>
-            <w:pPr>
-              <w:pStyle w:val="Compact"/>
-              <w:keepNext/>
-              <w:jc w:val="center"/>
-            </w:pPr>
-            <w:r>
-              <w:t xml:space="preserve">0</w:t>
-            </w:r>
-          </w:p>
-        </w:tc>
-        <w:tc>
-          <w:tcPr/>
-          <w:p>
-            <w:pPr>
-              <w:pStyle w:val="Compact"/>
-              <w:keepNext/>
-              <w:jc w:val="center"/>
-            </w:pPr>
-            <w:r>
-              <w:t xml:space="preserve">15</w:t>
-            </w:r>
-          </w:p>
-        </w:tc>
-        <w:tc>
-          <w:tcPr/>
-          <w:p>
-            <w:pPr>
-              <w:pStyle w:val="Compact"/>
-              <w:keepNext/>
-              <w:jc w:val="center"/>
-            </w:pPr>
-            <w:r>
-              <w:t xml:space="preserve">30</w:t>
-            </w:r>
-          </w:p>
-        </w:tc>
-        <w:tc>
-          <w:tcPr/>
-          <w:p>
-            <w:pPr>
-              <w:pStyle w:val="Compact"/>
-              <w:keepNext/>
-              <w:jc w:val="center"/>
-            </w:pPr>
-            <w:r>
-              <w:t xml:space="preserve">45</w:t>
-            </w:r>
-          </w:p>
-        </w:tc>
-        <w:tc>
-          <w:tcPr/>
-          <w:p>
-            <w:pPr>
-              <w:pStyle w:val="Compact"/>
-              <w:keepNext/>
-              <w:jc w:val="center"/>
-            </w:pPr>
-            <w:r>
-              <w:t xml:space="preserve">60</w:t>
-            </w:r>
-          </w:p>
-        </w:tc>
-        <w:tc>
-          <w:tcPr/>
-          <w:p>
-            <w:pPr>
-              <w:pStyle w:val="Compact"/>
-              <w:keepNext/>
-              <w:jc w:val="center"/>
-            </w:pPr>
-            <w:r>
-              <w:t xml:space="preserve">75</w:t>
-            </w:r>
-          </w:p>
-        </w:tc>
-        <w:tc>
-          <w:tcPr/>
-          <w:p>
-            <w:pPr>
-              <w:pStyle w:val="Compact"/>
-              <w:keepNext/>
-              <w:jc w:val="center"/>
-            </w:pPr>
-            <w:r>
-              <w:t xml:space="preserve">90</w:t>
-            </w:r>
-          </w:p>
-        </w:tc>
-      </w:tr>
-      <w:tr>
-        <w:trPr>
-          <w:cantSplit/>
-        </w:trPr>
-        <w:tc>
-          <w:tcPr/>
-          <w:p>
-            <w:pPr>
-              <w:pStyle w:val="Compact"/>
-              <w:jc w:val="left"/>
-            </w:pPr>
-            <w:r>
-              <w:t xml:space="preserve">Blodglukose (mmol/L)</w:t>
-            </w:r>
-          </w:p>
-        </w:tc>
-        <w:tc>
-          <w:tcPr/>
-          <w:p>
-            <w:pPr>
-              <w:pStyle w:val="Compact"/>
-            </w:pPr>
-          </w:p>
-        </w:tc>
-        <w:tc>
-          <w:tcPr/>
-          <w:p>
-            <w:pPr>
-              <w:pStyle w:val="Compact"/>
-            </w:pPr>
-          </w:p>
-        </w:tc>
-        <w:tc>
-          <w:tcPr/>
-          <w:p>
-            <w:pPr>
-              <w:pStyle w:val="Compact"/>
-            </w:pPr>
-          </w:p>
-        </w:tc>
-        <w:tc>
-          <w:tcPr/>
-          <w:p>
-            <w:pPr>
-              <w:pStyle w:val="Compact"/>
-            </w:pPr>
-          </w:p>
-        </w:tc>
-        <w:tc>
-          <w:tcPr/>
-          <w:p>
-            <w:pPr>
-              <w:pStyle w:val="Compact"/>
-            </w:pPr>
-          </w:p>
-        </w:tc>
-        <w:tc>
-          <w:tcPr/>
-          <w:p>
-            <w:pPr>
-              <w:pStyle w:val="Compact"/>
-            </w:pPr>
-          </w:p>
-        </w:tc>
-        <w:tc>
-          <w:tcPr/>
-          <w:p>
-            <w:pPr>
-              <w:pStyle w:val="Compact"/>
-            </w:pPr>
-          </w:p>
+          <w:tbl>
+            <w:tblPr>
+              <w:tblStyle w:val="Table"/>
+              <w:tblW w:type="auto" w:w="0"/>
+              <w:tblLook w:firstRow="1" w:lastRow="0" w:firstColumn="0" w:lastColumn="0" w:noHBand="0" w:noVBand="0" w:val="0020"/>
+            </w:tblPr>
+            <w:tblGrid>
+              <w:gridCol w:w="990"/>
+              <w:gridCol w:w="990"/>
+              <w:gridCol w:w="990"/>
+              <w:gridCol w:w="990"/>
+              <w:gridCol w:w="990"/>
+              <w:gridCol w:w="990"/>
+              <w:gridCol w:w="990"/>
+              <w:gridCol w:w="990"/>
+            </w:tblGrid>
+            <w:tr>
+              <w:trPr>
+                <w:cantSplit/>
+                <w:tblHeader w:val="on"/>
+              </w:trPr>
+              <w:tc>
+                <w:tcPr/>
+                <w:p>
+                  <w:pPr>
+                    <w:pStyle w:val="Compact"/>
+                    <w:keepNext/>
+                  </w:pPr>
+                </w:p>
+              </w:tc>
+              <w:tc>
+                <w:tcPr/>
+                <w:p>
+                  <w:pPr>
+                    <w:pStyle w:val="Compact"/>
+                    <w:keepNext/>
+                    <w:jc w:val="center"/>
+                    <w:jc w:val="center"/>
+                  </w:pPr>
+                  <w:r>
+                    <w:t xml:space="preserve">T₀</w:t>
+                  </w:r>
+                </w:p>
+              </w:tc>
+              <w:tc>
+                <w:tcPr/>
+                <w:p>
+                  <w:pPr>
+                    <w:pStyle w:val="Compact"/>
+                    <w:keepNext/>
+                    <w:jc w:val="center"/>
+                    <w:jc w:val="center"/>
+                  </w:pPr>
+                  <w:r>
+                    <w:t xml:space="preserve">T₁₅</w:t>
+                  </w:r>
+                </w:p>
+              </w:tc>
+              <w:tc>
+                <w:tcPr/>
+                <w:p>
+                  <w:pPr>
+                    <w:pStyle w:val="Compact"/>
+                    <w:keepNext/>
+                    <w:jc w:val="center"/>
+                    <w:jc w:val="center"/>
+                  </w:pPr>
+                  <w:r>
+                    <w:t xml:space="preserve">T₃₀</w:t>
+                  </w:r>
+                </w:p>
+              </w:tc>
+              <w:tc>
+                <w:tcPr/>
+                <w:p>
+                  <w:pPr>
+                    <w:pStyle w:val="Compact"/>
+                    <w:keepNext/>
+                    <w:jc w:val="center"/>
+                    <w:jc w:val="center"/>
+                  </w:pPr>
+                  <w:r>
+                    <w:t xml:space="preserve">T₄₅</w:t>
+                  </w:r>
+                </w:p>
+              </w:tc>
+              <w:tc>
+                <w:tcPr/>
+                <w:p>
+                  <w:pPr>
+                    <w:pStyle w:val="Compact"/>
+                    <w:keepNext/>
+                    <w:jc w:val="center"/>
+                    <w:jc w:val="center"/>
+                  </w:pPr>
+                  <w:r>
+                    <w:t xml:space="preserve">T₆₀</w:t>
+                  </w:r>
+                </w:p>
+              </w:tc>
+              <w:tc>
+                <w:tcPr/>
+                <w:p>
+                  <w:pPr>
+                    <w:pStyle w:val="Compact"/>
+                    <w:keepNext/>
+                    <w:jc w:val="center"/>
+                    <w:jc w:val="center"/>
+                  </w:pPr>
+                  <w:r>
+                    <w:t xml:space="preserve">T₇₅</w:t>
+                  </w:r>
+                </w:p>
+              </w:tc>
+              <w:tc>
+                <w:tcPr/>
+                <w:p>
+                  <w:pPr>
+                    <w:pStyle w:val="Compact"/>
+                    <w:keepNext/>
+                    <w:jc w:val="center"/>
+                    <w:jc w:val="center"/>
+                  </w:pPr>
+                  <w:r>
+                    <w:t xml:space="preserve">T₉₀</w:t>
+                  </w:r>
+                </w:p>
+              </w:tc>
+            </w:tr>
+            <w:tr>
+              <w:trPr>
+                <w:cantSplit/>
+              </w:trPr>
+              <w:tc>
+                <w:tcPr/>
+                <w:p>
+                  <w:pPr>
+                    <w:pStyle w:val="Compact"/>
+                    <w:keepNext/>
+                    <w:jc w:val="left"/>
+                    <w:jc w:val="center"/>
+                  </w:pPr>
+                  <w:r>
+                    <w:t xml:space="preserve">Tid (min)</w:t>
+                  </w:r>
+                </w:p>
+              </w:tc>
+              <w:tc>
+                <w:tcPr/>
+                <w:p>
+                  <w:pPr>
+                    <w:pStyle w:val="Compact"/>
+                    <w:keepNext/>
+                    <w:jc w:val="center"/>
+                    <w:jc w:val="center"/>
+                  </w:pPr>
+                  <w:r>
+                    <w:t xml:space="preserve">0</w:t>
+                  </w:r>
+                </w:p>
+              </w:tc>
+              <w:tc>
+                <w:tcPr/>
+                <w:p>
+                  <w:pPr>
+                    <w:pStyle w:val="Compact"/>
+                    <w:keepNext/>
+                    <w:jc w:val="center"/>
+                    <w:jc w:val="center"/>
+                  </w:pPr>
+                  <w:r>
+                    <w:t xml:space="preserve">15</w:t>
+                  </w:r>
+                </w:p>
+              </w:tc>
+              <w:tc>
+                <w:tcPr/>
+                <w:p>
+                  <w:pPr>
+                    <w:pStyle w:val="Compact"/>
+                    <w:keepNext/>
+                    <w:jc w:val="center"/>
+                    <w:jc w:val="center"/>
+                  </w:pPr>
+                  <w:r>
+                    <w:t xml:space="preserve">30</w:t>
+                  </w:r>
+                </w:p>
+              </w:tc>
+              <w:tc>
+                <w:tcPr/>
+                <w:p>
+                  <w:pPr>
+                    <w:pStyle w:val="Compact"/>
+                    <w:keepNext/>
+                    <w:jc w:val="center"/>
+                    <w:jc w:val="center"/>
+                  </w:pPr>
+                  <w:r>
+                    <w:t xml:space="preserve">45</w:t>
+                  </w:r>
+                </w:p>
+              </w:tc>
+              <w:tc>
+                <w:tcPr/>
+                <w:p>
+                  <w:pPr>
+                    <w:pStyle w:val="Compact"/>
+                    <w:keepNext/>
+                    <w:jc w:val="center"/>
+                    <w:jc w:val="center"/>
+                  </w:pPr>
+                  <w:r>
+                    <w:t xml:space="preserve">60</w:t>
+                  </w:r>
+                </w:p>
+              </w:tc>
+              <w:tc>
+                <w:tcPr/>
+                <w:p>
+                  <w:pPr>
+                    <w:pStyle w:val="Compact"/>
+                    <w:keepNext/>
+                    <w:jc w:val="center"/>
+                    <w:jc w:val="center"/>
+                  </w:pPr>
+                  <w:r>
+                    <w:t xml:space="preserve">75</w:t>
+                  </w:r>
+                </w:p>
+              </w:tc>
+              <w:tc>
+                <w:tcPr/>
+                <w:p>
+                  <w:pPr>
+                    <w:pStyle w:val="Compact"/>
+                    <w:keepNext/>
+                    <w:jc w:val="center"/>
+                    <w:jc w:val="center"/>
+                  </w:pPr>
+                  <w:r>
+                    <w:t xml:space="preserve">90</w:t>
+                  </w:r>
+                </w:p>
+              </w:tc>
+            </w:tr>
+            <w:tr>
+              <w:trPr>
+                <w:cantSplit/>
+              </w:trPr>
+              <w:tc>
+                <w:tcPr/>
+                <w:p>
+                  <w:pPr>
+                    <w:pStyle w:val="Compact"/>
+                    <w:jc w:val="left"/>
+                    <w:jc w:val="center"/>
+                  </w:pPr>
+                  <w:r>
+                    <w:t xml:space="preserve">Blodglukose (mmol/L)</w:t>
+                  </w:r>
+                </w:p>
+              </w:tc>
+              <w:tc>
+                <w:tcPr/>
+                <w:p>
+                  <w:pPr>
+                    <w:pStyle w:val="Compact"/>
+                  </w:pPr>
+                </w:p>
+              </w:tc>
+              <w:tc>
+                <w:tcPr/>
+                <w:p>
+                  <w:pPr>
+                    <w:pStyle w:val="Compact"/>
+                  </w:pPr>
+                </w:p>
+              </w:tc>
+              <w:tc>
+                <w:tcPr/>
+                <w:p>
+                  <w:pPr>
+                    <w:pStyle w:val="Compact"/>
+                  </w:pPr>
+                </w:p>
+              </w:tc>
+              <w:tc>
+                <w:tcPr/>
+                <w:p>
+                  <w:pPr>
+                    <w:pStyle w:val="Compact"/>
+                  </w:pPr>
+                </w:p>
+              </w:tc>
+              <w:tc>
+                <w:tcPr/>
+                <w:p>
+                  <w:pPr>
+                    <w:pStyle w:val="Compact"/>
+                  </w:pPr>
+                </w:p>
+              </w:tc>
+              <w:tc>
+                <w:tcPr/>
+                <w:p>
+                  <w:pPr>
+                    <w:pStyle w:val="Compact"/>
+                  </w:pPr>
+                </w:p>
+              </w:tc>
+              <w:tc>
+                <w:tcPr/>
+                <w:p>
+                  <w:pPr>
+                    <w:pStyle w:val="Compact"/>
+                  </w:pPr>
+                </w:p>
+              </w:tc>
+            </w:tr>
+          </w:tbl>
+          <w:bookmarkEnd w:id="32"/>
+          <w:p/>
         </w:tc>
       </w:tr>
     </w:tbl>
-    <w:bookmarkEnd w:id="32"/>
+    <w:bookmarkEnd w:id="33"/>
     <w:sectPr>
       <w:headerReference r:id="rId7" w:type="default"/>
       <w:footerReference r:id="rId8" w:type="default"/>

--- a/Øvelser/Biologi/blodsukkermaaling/blodsukkermaaling.docx
+++ b/Øvelser/Biologi/blodsukkermaaling/blodsukkermaaling.docx
@@ -100,23 +100,7 @@
         </w:numPr>
       </w:pPr>
       <w:r>
-        <w:t xml:space="preserve">Mål forsøgspersonens blodsukker med glykometeret,</w:t>
-      </w:r>
-      <w:r>
-        <w:t xml:space="preserve"> </w:t>
-      </w:r>
-      <w:r>
-        <w:rPr>
-          <w:b/>
-          <w:bCs/>
-        </w:rPr>
-        <w:t xml:space="preserve">inden</w:t>
-      </w:r>
-      <w:r>
-        <w:t xml:space="preserve"> </w:t>
-      </w:r>
-      <w:r>
-        <w:t xml:space="preserve">fødevaren indtages, og notér værdien ved T₀ (se boks om brug af glykometer).</w:t>
+        <w:t xml:space="preserve">Mål forsøgspersonens blodsukker med glykometeret, inden fødevaren indtages, og notér værdien ved T₀ (se boks om brug af glykometer).</w:t>
       </w:r>
     </w:p>
     <w:p>
@@ -202,7 +186,7 @@
                     <a:graphicData uri="http://schemas.openxmlformats.org/drawingml/2006/picture">
                       <pic:pic>
                         <pic:nvPicPr>
-                          <pic:cNvPr descr="/Applications/quarto/share/formats/docx/tip.png" id="22" name="Picture"/>
+                          <pic:cNvPr descr="/tmp/claude-0/-home-user-smbi/7d291b92-c289-57a9-b4b8-12c4134f11be/scratchpad/qo/quarto-1.10.18/share/formats/docx/tip.png" id="22" name="Picture"/>
                           <pic:cNvPicPr>
                             <a:picLocks noChangeArrowheads="1" noChangeAspect="1"/>
                           </pic:cNvPicPr>
@@ -265,23 +249,7 @@
               <w:spacing w:before="16"/>
             </w:pPr>
             <w:r>
-              <w:t xml:space="preserve">Forsøgspersonen skal indtage 0,75 g kulhydrat pr. kg kropsvægt, dog</w:t>
-            </w:r>
-            <w:r>
-              <w:t xml:space="preserve"> </w:t>
-            </w:r>
-            <w:r>
-              <w:rPr>
-                <w:b/>
-                <w:bCs/>
-              </w:rPr>
-              <w:t xml:space="preserve">højst 70 g kulhydrat</w:t>
-            </w:r>
-            <w:r>
-              <w:t xml:space="preserve"> </w:t>
-            </w:r>
-            <w:r>
-              <w:t xml:space="preserve">i alt.</w:t>
+              <w:t xml:space="preserve">Forsøgspersonen skal indtage 0,75 g kulhydrat pr. kg kropsvægt, dog højst 70 g kulhydrat i alt.</w:t>
             </w:r>
           </w:p>
           <w:p>
@@ -372,7 +340,7 @@
                     <a:graphicData uri="http://schemas.openxmlformats.org/drawingml/2006/picture">
                       <pic:pic>
                         <pic:nvPicPr>
-                          <pic:cNvPr descr="/Applications/quarto/share/formats/docx/tip.png" id="24" name="Picture"/>
+                          <pic:cNvPr descr="/tmp/claude-0/-home-user-smbi/7d291b92-c289-57a9-b4b8-12c4134f11be/scratchpad/qo/quarto-1.10.18/share/formats/docx/tip.png" id="24" name="Picture"/>
                           <pic:cNvPicPr>
                             <a:picLocks noChangeArrowheads="1" noChangeAspect="1"/>
                           </pic:cNvPicPr>
@@ -558,7 +526,7 @@
                     <a:graphicData uri="http://schemas.openxmlformats.org/drawingml/2006/picture">
                       <pic:pic>
                         <pic:nvPicPr>
-                          <pic:cNvPr descr="/Applications/quarto/share/formats/docx/note.png" id="27" name="Picture"/>
+                          <pic:cNvPr descr="/tmp/claude-0/-home-user-smbi/7d291b92-c289-57a9-b4b8-12c4134f11be/scratchpad/qo/quarto-1.10.18/share/formats/docx/note.png" id="27" name="Picture"/>
                           <pic:cNvPicPr>
                             <a:picLocks noChangeArrowheads="1" noChangeAspect="1"/>
                           </pic:cNvPicPr>
@@ -768,7 +736,7 @@
                     <a:graphicData uri="http://schemas.openxmlformats.org/drawingml/2006/picture">
                       <pic:pic>
                         <pic:nvPicPr>
-                          <pic:cNvPr descr="/Applications/quarto/share/formats/docx/important.png" id="30" name="Picture"/>
+                          <pic:cNvPr descr="/tmp/claude-0/-home-user-smbi/7d291b92-c289-57a9-b4b8-12c4134f11be/scratchpad/qo/quarto-1.10.18/share/formats/docx/important.png" id="30" name="Picture"/>
                           <pic:cNvPicPr>
                             <a:picLocks noChangeArrowheads="1" noChangeAspect="1"/>
                           </pic:cNvPicPr>

--- a/Øvelser/Biologi/blodsukkermaaling/blodsukkermaaling.docx
+++ b/Øvelser/Biologi/blodsukkermaaling/blodsukkermaaling.docx
@@ -1,6 +1,6 @@
 
 <file path=word/document.xml><?xml version="1.0" encoding="utf-8"?>
-<w:document xmlns:a="http://schemas.openxmlformats.org/drawingml/2006/main" xmlns:pic="http://schemas.openxmlformats.org/drawingml/2006/picture" xmlns:r="http://schemas.openxmlformats.org/officeDocument/2006/relationships" xmlns:w="http://schemas.openxmlformats.org/wordprocessingml/2006/main" xmlns:wp="http://schemas.openxmlformats.org/drawingml/2006/wordprocessingDrawing">
+<w:document xmlns:a="http://schemas.openxmlformats.org/drawingml/2006/main" xmlns:m="http://schemas.openxmlformats.org/officeDocument/2006/math" xmlns:pic="http://schemas.openxmlformats.org/drawingml/2006/picture" xmlns:r="http://schemas.openxmlformats.org/officeDocument/2006/relationships" xmlns:w="http://schemas.openxmlformats.org/wordprocessingml/2006/main" xmlns:wp="http://schemas.openxmlformats.org/drawingml/2006/wordprocessingDrawing">
   <w:body>
     <w:p>
       <w:pPr>
@@ -186,7 +186,7 @@
                     <a:graphicData uri="http://schemas.openxmlformats.org/drawingml/2006/picture">
                       <pic:pic>
                         <pic:nvPicPr>
-                          <pic:cNvPr descr="/tmp/claude-0/-home-user-smbi/7d291b92-c289-57a9-b4b8-12c4134f11be/scratchpad/qo/quarto-1.10.18/share/formats/docx/tip.png" id="22" name="Picture"/>
+                          <pic:cNvPr descr="/Applications/quarto/share/formats/docx/tip.png" id="22" name="Picture"/>
                           <pic:cNvPicPr>
                             <a:picLocks noChangeArrowheads="1" noChangeAspect="1"/>
                           </pic:cNvPicPr>
@@ -340,7 +340,7 @@
                     <a:graphicData uri="http://schemas.openxmlformats.org/drawingml/2006/picture">
                       <pic:pic>
                         <pic:nvPicPr>
-                          <pic:cNvPr descr="/tmp/claude-0/-home-user-smbi/7d291b92-c289-57a9-b4b8-12c4134f11be/scratchpad/qo/quarto-1.10.18/share/formats/docx/tip.png" id="24" name="Picture"/>
+                          <pic:cNvPr descr="/Applications/quarto/share/formats/docx/tip.png" id="24" name="Picture"/>
                           <pic:cNvPicPr>
                             <a:picLocks noChangeArrowheads="1" noChangeAspect="1"/>
                           </pic:cNvPicPr>
@@ -526,7 +526,7 @@
                     <a:graphicData uri="http://schemas.openxmlformats.org/drawingml/2006/picture">
                       <pic:pic>
                         <pic:nvPicPr>
-                          <pic:cNvPr descr="/tmp/claude-0/-home-user-smbi/7d291b92-c289-57a9-b4b8-12c4134f11be/scratchpad/qo/quarto-1.10.18/share/formats/docx/note.png" id="27" name="Picture"/>
+                          <pic:cNvPr descr="/Applications/quarto/share/formats/docx/note.png" id="27" name="Picture"/>
                           <pic:cNvPicPr>
                             <a:picLocks noChangeArrowheads="1" noChangeAspect="1"/>
                           </pic:cNvPicPr>
@@ -736,7 +736,7 @@
                     <a:graphicData uri="http://schemas.openxmlformats.org/drawingml/2006/picture">
                       <pic:pic>
                         <pic:nvPicPr>
-                          <pic:cNvPr descr="/tmp/claude-0/-home-user-smbi/7d291b92-c289-57a9-b4b8-12c4134f11be/scratchpad/qo/quarto-1.10.18/share/formats/docx/important.png" id="30" name="Picture"/>
+                          <pic:cNvPr descr="/Applications/quarto/share/formats/docx/important.png" id="30" name="Picture"/>
                           <pic:cNvPicPr>
                             <a:picLocks noChangeArrowheads="1" noChangeAspect="1"/>
                           </pic:cNvPicPr>
@@ -1297,6 +1297,1018 @@
       </w:tr>
     </w:tbl>
     <w:bookmarkEnd w:id="33"/>
+    <w:bookmarkStart w:id="35" w:name="databehandling"/>
+    <w:p>
+      <w:pPr>
+        <w:pStyle w:val="Heading2"/>
+      </w:pPr>
+      <w:r>
+        <w:t xml:space="preserve">Databehandling</w:t>
+      </w:r>
+    </w:p>
+    <w:p>
+      <w:pPr>
+        <w:pStyle w:val="Compact"/>
+        <w:numPr>
+          <w:ilvl w:val="0"/>
+          <w:numId w:val="1005"/>
+        </w:numPr>
+      </w:pPr>
+      <w:r>
+        <w:t xml:space="preserve">Lav et punktdiagram med tiden (min) på x-aksen og blodglukosekoncentrationen (mmol/L) på y-aksen. Sæt alle forsøgspersoner/fødevarer fra klassens fælles regneark ind i samme diagram med hver sin farve eller signatur.</w:t>
+      </w:r>
+    </w:p>
+    <w:p>
+      <w:pPr>
+        <w:pStyle w:val="Compact"/>
+        <w:numPr>
+          <w:ilvl w:val="0"/>
+          <w:numId w:val="1005"/>
+        </w:numPr>
+      </w:pPr>
+      <w:r>
+        <w:t xml:space="preserve">Aflæs for hver forsøgsperson den højeste blodglukoseværdi og tidspunktet for den, og beregn stigningen i forhold til fasteværdien:</w:t>
+      </w:r>
+    </w:p>
+    <w:p>
+      <w:pPr>
+        <w:pStyle w:val="FirstParagraph"/>
+      </w:pPr>
+      <m:oMathPara>
+        <m:oMathParaPr>
+          <m:jc m:val="center"/>
+        </m:oMathParaPr>
+        <m:oMath>
+          <m:r>
+            <m:rPr>
+              <m:sty m:val="p"/>
+            </m:rPr>
+            <m:t>Δ</m:t>
+          </m:r>
+          <m:sSub>
+            <m:e>
+              <m:r>
+                <m:t>G</m:t>
+              </m:r>
+            </m:e>
+            <m:sub>
+              <m:r>
+                <m:rPr>
+                  <m:nor/>
+                  <m:sty m:val="p"/>
+                </m:rPr>
+                <m:t>maks</m:t>
+              </m:r>
+            </m:sub>
+          </m:sSub>
+          <m:r>
+            <m:rPr>
+              <m:sty m:val="p"/>
+            </m:rPr>
+            <m:t>=</m:t>
+          </m:r>
+          <m:sSub>
+            <m:e>
+              <m:r>
+                <m:t>G</m:t>
+              </m:r>
+            </m:e>
+            <m:sub>
+              <m:r>
+                <m:rPr>
+                  <m:nor/>
+                  <m:sty m:val="p"/>
+                </m:rPr>
+                <m:t>maks</m:t>
+              </m:r>
+            </m:sub>
+          </m:sSub>
+          <m:r>
+            <m:rPr>
+              <m:sty m:val="p"/>
+            </m:rPr>
+            <m:t>−</m:t>
+          </m:r>
+          <m:sSub>
+            <m:e>
+              <m:r>
+                <m:t>G</m:t>
+              </m:r>
+            </m:e>
+            <m:sub>
+              <m:r>
+                <m:t>0</m:t>
+              </m:r>
+            </m:sub>
+          </m:sSub>
+        </m:oMath>
+      </m:oMathPara>
+    </w:p>
+    <w:p>
+      <w:pPr>
+        <w:pStyle w:val="Compact"/>
+        <w:numPr>
+          <w:ilvl w:val="0"/>
+          <w:numId w:val="1006"/>
+        </w:numPr>
+      </w:pPr>
+      <w:r>
+        <w:t xml:space="preserve">Beregn for hver forsøgsperson, hvor meget blodglukosen samlet set har ligget over fasteværdien i de 90 minutter (arealet mellem kurven og fasteværdien). Med målinger hvert 15. minut kan det tilnærmes med trapezmetoden:</w:t>
+      </w:r>
+    </w:p>
+    <w:p>
+      <w:pPr>
+        <w:pStyle w:val="FirstParagraph"/>
+      </w:pPr>
+      <m:oMathPara>
+        <m:oMathParaPr>
+          <m:jc m:val="center"/>
+        </m:oMathParaPr>
+        <m:oMath>
+          <m:r>
+            <m:rPr>
+              <m:nor/>
+              <m:sty m:val="p"/>
+            </m:rPr>
+            <m:t>Areal</m:t>
+          </m:r>
+          <m:r>
+            <m:rPr>
+              <m:sty m:val="p"/>
+            </m:rPr>
+            <m:t>≈</m:t>
+          </m:r>
+          <m:r>
+            <m:t>15</m:t>
+          </m:r>
+          <m:r>
+            <m:t> </m:t>
+          </m:r>
+          <m:r>
+            <m:rPr>
+              <m:nor/>
+              <m:sty m:val="p"/>
+            </m:rPr>
+            <m:t>min</m:t>
+          </m:r>
+          <m:r>
+            <m:rPr>
+              <m:sty m:val="p"/>
+            </m:rPr>
+            <m:t>⋅</m:t>
+          </m:r>
+          <m:d>
+            <m:dPr>
+              <m:begChr m:val="("/>
+              <m:sepChr m:val=""/>
+              <m:endChr m:val=")"/>
+              <m:grow/>
+            </m:dPr>
+            <m:e>
+              <m:f>
+                <m:fPr>
+                  <m:type m:val="bar"/>
+                </m:fPr>
+                <m:num>
+                  <m:r>
+                    <m:rPr>
+                      <m:sty m:val="p"/>
+                    </m:rPr>
+                    <m:t>Δ</m:t>
+                  </m:r>
+                  <m:sSub>
+                    <m:e>
+                      <m:r>
+                        <m:t>G</m:t>
+                      </m:r>
+                    </m:e>
+                    <m:sub>
+                      <m:r>
+                        <m:t>0</m:t>
+                      </m:r>
+                    </m:sub>
+                  </m:sSub>
+                  <m:r>
+                    <m:rPr>
+                      <m:sty m:val="p"/>
+                    </m:rPr>
+                    <m:t>+</m:t>
+                  </m:r>
+                  <m:r>
+                    <m:rPr>
+                      <m:sty m:val="p"/>
+                    </m:rPr>
+                    <m:t>Δ</m:t>
+                  </m:r>
+                  <m:sSub>
+                    <m:e>
+                      <m:r>
+                        <m:t>G</m:t>
+                      </m:r>
+                    </m:e>
+                    <m:sub>
+                      <m:r>
+                        <m:t>90</m:t>
+                      </m:r>
+                    </m:sub>
+                  </m:sSub>
+                </m:num>
+                <m:den>
+                  <m:r>
+                    <m:t>2</m:t>
+                  </m:r>
+                </m:den>
+              </m:f>
+              <m:r>
+                <m:rPr>
+                  <m:sty m:val="p"/>
+                </m:rPr>
+                <m:t>+</m:t>
+              </m:r>
+              <m:r>
+                <m:rPr>
+                  <m:sty m:val="p"/>
+                </m:rPr>
+                <m:t>Δ</m:t>
+              </m:r>
+              <m:sSub>
+                <m:e>
+                  <m:r>
+                    <m:t>G</m:t>
+                  </m:r>
+                </m:e>
+                <m:sub>
+                  <m:r>
+                    <m:t>15</m:t>
+                  </m:r>
+                </m:sub>
+              </m:sSub>
+              <m:r>
+                <m:rPr>
+                  <m:sty m:val="p"/>
+                </m:rPr>
+                <m:t>+</m:t>
+              </m:r>
+              <m:r>
+                <m:rPr>
+                  <m:sty m:val="p"/>
+                </m:rPr>
+                <m:t>Δ</m:t>
+              </m:r>
+              <m:sSub>
+                <m:e>
+                  <m:r>
+                    <m:t>G</m:t>
+                  </m:r>
+                </m:e>
+                <m:sub>
+                  <m:r>
+                    <m:t>30</m:t>
+                  </m:r>
+                </m:sub>
+              </m:sSub>
+              <m:r>
+                <m:rPr>
+                  <m:sty m:val="p"/>
+                </m:rPr>
+                <m:t>+</m:t>
+              </m:r>
+              <m:r>
+                <m:rPr>
+                  <m:sty m:val="p"/>
+                </m:rPr>
+                <m:t>Δ</m:t>
+              </m:r>
+              <m:sSub>
+                <m:e>
+                  <m:r>
+                    <m:t>G</m:t>
+                  </m:r>
+                </m:e>
+                <m:sub>
+                  <m:r>
+                    <m:t>45</m:t>
+                  </m:r>
+                </m:sub>
+              </m:sSub>
+              <m:r>
+                <m:rPr>
+                  <m:sty m:val="p"/>
+                </m:rPr>
+                <m:t>+</m:t>
+              </m:r>
+              <m:r>
+                <m:rPr>
+                  <m:sty m:val="p"/>
+                </m:rPr>
+                <m:t>Δ</m:t>
+              </m:r>
+              <m:sSub>
+                <m:e>
+                  <m:r>
+                    <m:t>G</m:t>
+                  </m:r>
+                </m:e>
+                <m:sub>
+                  <m:r>
+                    <m:t>60</m:t>
+                  </m:r>
+                </m:sub>
+              </m:sSub>
+              <m:r>
+                <m:rPr>
+                  <m:sty m:val="p"/>
+                </m:rPr>
+                <m:t>+</m:t>
+              </m:r>
+              <m:r>
+                <m:rPr>
+                  <m:sty m:val="p"/>
+                </m:rPr>
+                <m:t>Δ</m:t>
+              </m:r>
+              <m:sSub>
+                <m:e>
+                  <m:r>
+                    <m:t>G</m:t>
+                  </m:r>
+                </m:e>
+                <m:sub>
+                  <m:r>
+                    <m:t>75</m:t>
+                  </m:r>
+                </m:sub>
+              </m:sSub>
+            </m:e>
+          </m:d>
+        </m:oMath>
+      </m:oMathPara>
+    </w:p>
+    <w:p>
+      <w:pPr>
+        <w:pStyle w:val="FirstParagraph"/>
+      </w:pPr>
+      <w:r>
+        <w:t xml:space="preserve">hvor</w:t>
+      </w:r>
+      <w:r>
+        <w:t xml:space="preserve"> </w:t>
+      </w:r>
+      <m:oMath>
+        <m:r>
+          <m:rPr>
+            <m:sty m:val="p"/>
+          </m:rPr>
+          <m:t>Δ</m:t>
+        </m:r>
+        <m:sSub>
+          <m:e>
+            <m:r>
+              <m:t>G</m:t>
+            </m:r>
+          </m:e>
+          <m:sub>
+            <m:r>
+              <m:t>t</m:t>
+            </m:r>
+          </m:sub>
+        </m:sSub>
+        <m:r>
+          <m:rPr>
+            <m:sty m:val="p"/>
+          </m:rPr>
+          <m:t>=</m:t>
+        </m:r>
+        <m:sSub>
+          <m:e>
+            <m:r>
+              <m:t>G</m:t>
+            </m:r>
+          </m:e>
+          <m:sub>
+            <m:r>
+              <m:t>t</m:t>
+            </m:r>
+          </m:sub>
+        </m:sSub>
+        <m:r>
+          <m:rPr>
+            <m:sty m:val="p"/>
+          </m:rPr>
+          <m:t>−</m:t>
+        </m:r>
+        <m:sSub>
+          <m:e>
+            <m:r>
+              <m:t>G</m:t>
+            </m:r>
+          </m:e>
+          <m:sub>
+            <m:r>
+              <m:t>0</m:t>
+            </m:r>
+          </m:sub>
+        </m:sSub>
+      </m:oMath>
+      <w:r>
+        <w:t xml:space="preserve"> </w:t>
+      </w:r>
+      <w:r>
+        <w:t xml:space="preserve">(negative værdier sættes til 0). Enheden bliver mmol/L · min.</w:t>
+      </w:r>
+    </w:p>
+    <w:tbl>
+      <w:tblPr>
+        <w:tblStyle w:val="Table"/>
+        <w:tblW w:type="pct" w:w="5000"/>
+        <w:tblLayout w:type="fixed"/>
+        <w:tblLook w:firstRow="0" w:lastRow="0" w:firstColumn="0" w:lastColumn="0" w:noHBand="0" w:noVBand="0" w:val="0000"/>
+      </w:tblPr>
+      <w:tblGrid>
+        <w:gridCol w:w="7920"/>
+      </w:tblGrid>
+      <w:tr>
+        <w:tc>
+          <w:tcPr/>
+          <w:bookmarkStart w:id="34" w:name="tbl-2"/>
+          <w:p>
+            <w:pPr>
+              <w:jc w:val="center"/>
+            </w:pPr>
+            <w:pPr>
+              <w:jc w:val="left"/>
+              <w:spacing w:before="200"/>
+              <w:pStyle w:val="ImageCaption"/>
+            </w:pPr>
+            <w:r>
+              <w:t xml:space="preserve">Tabel 2: Udregnede nøgletal for hver forsøgsperson.</w:t>
+            </w:r>
+          </w:p>
+          <w:tbl>
+            <w:tblPr>
+              <w:tblStyle w:val="Table"/>
+              <w:tblW w:type="pct" w:w="5000"/>
+              <w:tblLayout w:type="fixed"/>
+              <w:tblLook w:firstRow="1" w:lastRow="0" w:firstColumn="0" w:lastColumn="0" w:noHBand="0" w:noVBand="0" w:val="0020"/>
+            </w:tblPr>
+            <w:tblGrid>
+              <w:gridCol w:w="960"/>
+              <w:gridCol w:w="960"/>
+              <w:gridCol w:w="1200"/>
+              <w:gridCol w:w="1200"/>
+              <w:gridCol w:w="1200"/>
+              <w:gridCol w:w="1200"/>
+              <w:gridCol w:w="1200"/>
+            </w:tblGrid>
+            <w:tr>
+              <w:trPr>
+                <w:cantSplit/>
+                <w:tblHeader w:val="on"/>
+              </w:trPr>
+              <w:tc>
+                <w:tcPr/>
+                <w:p>
+                  <w:pPr>
+                    <w:pStyle w:val="Compact"/>
+                    <w:keepNext/>
+                    <w:jc w:val="left"/>
+                    <w:jc w:val="center"/>
+                  </w:pPr>
+                  <w:r>
+                    <w:t xml:space="preserve">Forsøgsperson</w:t>
+                  </w:r>
+                </w:p>
+              </w:tc>
+              <w:tc>
+                <w:tcPr/>
+                <w:p>
+                  <w:pPr>
+                    <w:pStyle w:val="Compact"/>
+                    <w:keepNext/>
+                    <w:jc w:val="left"/>
+                    <w:jc w:val="center"/>
+                  </w:pPr>
+                  <w:r>
+                    <w:t xml:space="preserve">Fødevare</w:t>
+                  </w:r>
+                </w:p>
+              </w:tc>
+              <w:tc>
+                <w:tcPr/>
+                <w:p>
+                  <w:pPr>
+                    <w:pStyle w:val="Compact"/>
+                    <w:keepNext/>
+                    <w:jc w:val="center"/>
+                    <w:jc w:val="center"/>
+                  </w:pPr>
+                  <m:oMath>
+                    <m:sSub>
+                      <m:e>
+                        <m:r>
+                          <m:t>G</m:t>
+                        </m:r>
+                      </m:e>
+                      <m:sub>
+                        <m:r>
+                          <m:t>0</m:t>
+                        </m:r>
+                      </m:sub>
+                    </m:sSub>
+                  </m:oMath>
+                  <w:r>
+                    <w:t xml:space="preserve"> </w:t>
+                  </w:r>
+                  <w:r>
+                    <w:t xml:space="preserve">(mmol/L)</w:t>
+                  </w:r>
+                </w:p>
+              </w:tc>
+              <w:tc>
+                <w:tcPr/>
+                <w:p>
+                  <w:pPr>
+                    <w:pStyle w:val="Compact"/>
+                    <w:keepNext/>
+                    <w:jc w:val="center"/>
+                    <w:jc w:val="center"/>
+                  </w:pPr>
+                  <m:oMath>
+                    <m:sSub>
+                      <m:e>
+                        <m:r>
+                          <m:t>G</m:t>
+                        </m:r>
+                      </m:e>
+                      <m:sub>
+                        <m:r>
+                          <m:rPr>
+                            <m:nor/>
+                            <m:sty m:val="p"/>
+                          </m:rPr>
+                          <m:t>maks</m:t>
+                        </m:r>
+                      </m:sub>
+                    </m:sSub>
+                  </m:oMath>
+                  <w:r>
+                    <w:t xml:space="preserve"> </w:t>
+                  </w:r>
+                  <w:r>
+                    <w:t xml:space="preserve">(mmol/L)</w:t>
+                  </w:r>
+                </w:p>
+              </w:tc>
+              <w:tc>
+                <w:tcPr/>
+                <w:p>
+                  <w:pPr>
+                    <w:pStyle w:val="Compact"/>
+                    <w:keepNext/>
+                    <w:jc w:val="center"/>
+                    <w:jc w:val="center"/>
+                  </w:pPr>
+                  <w:r>
+                    <w:t xml:space="preserve">Tid for maks. (min)</w:t>
+                  </w:r>
+                </w:p>
+              </w:tc>
+              <w:tc>
+                <w:tcPr/>
+                <w:p>
+                  <w:pPr>
+                    <w:pStyle w:val="Compact"/>
+                    <w:keepNext/>
+                    <w:jc w:val="center"/>
+                    <w:jc w:val="center"/>
+                  </w:pPr>
+                  <m:oMath>
+                    <m:r>
+                      <m:rPr>
+                        <m:sty m:val="p"/>
+                      </m:rPr>
+                      <m:t>Δ</m:t>
+                    </m:r>
+                    <m:sSub>
+                      <m:e>
+                        <m:r>
+                          <m:t>G</m:t>
+                        </m:r>
+                      </m:e>
+                      <m:sub>
+                        <m:r>
+                          <m:rPr>
+                            <m:nor/>
+                            <m:sty m:val="p"/>
+                          </m:rPr>
+                          <m:t>maks</m:t>
+                        </m:r>
+                      </m:sub>
+                    </m:sSub>
+                  </m:oMath>
+                  <w:r>
+                    <w:t xml:space="preserve"> </w:t>
+                  </w:r>
+                  <w:r>
+                    <w:t xml:space="preserve">(mmol/L)</w:t>
+                  </w:r>
+                </w:p>
+              </w:tc>
+              <w:tc>
+                <w:tcPr/>
+                <w:p>
+                  <w:pPr>
+                    <w:pStyle w:val="Compact"/>
+                    <w:keepNext/>
+                    <w:jc w:val="center"/>
+                    <w:jc w:val="center"/>
+                  </w:pPr>
+                  <w:r>
+                    <w:t xml:space="preserve">Areal (mmol/L · min)</w:t>
+                  </w:r>
+                </w:p>
+              </w:tc>
+            </w:tr>
+            <w:tr>
+              <w:trPr>
+                <w:cantSplit/>
+              </w:trPr>
+              <w:tc>
+                <w:tcPr/>
+                <w:p>
+                  <w:pPr>
+                    <w:pStyle w:val="Compact"/>
+                    <w:keepNext/>
+                  </w:pPr>
+                </w:p>
+              </w:tc>
+              <w:tc>
+                <w:tcPr/>
+                <w:p>
+                  <w:pPr>
+                    <w:pStyle w:val="Compact"/>
+                    <w:keepNext/>
+                  </w:pPr>
+                </w:p>
+              </w:tc>
+              <w:tc>
+                <w:tcPr/>
+                <w:p>
+                  <w:pPr>
+                    <w:pStyle w:val="Compact"/>
+                    <w:keepNext/>
+                  </w:pPr>
+                </w:p>
+              </w:tc>
+              <w:tc>
+                <w:tcPr/>
+                <w:p>
+                  <w:pPr>
+                    <w:pStyle w:val="Compact"/>
+                    <w:keepNext/>
+                  </w:pPr>
+                </w:p>
+              </w:tc>
+              <w:tc>
+                <w:tcPr/>
+                <w:p>
+                  <w:pPr>
+                    <w:pStyle w:val="Compact"/>
+                    <w:keepNext/>
+                  </w:pPr>
+                </w:p>
+              </w:tc>
+              <w:tc>
+                <w:tcPr/>
+                <w:p>
+                  <w:pPr>
+                    <w:pStyle w:val="Compact"/>
+                    <w:keepNext/>
+                  </w:pPr>
+                </w:p>
+              </w:tc>
+              <w:tc>
+                <w:tcPr/>
+                <w:p>
+                  <w:pPr>
+                    <w:pStyle w:val="Compact"/>
+                    <w:keepNext/>
+                  </w:pPr>
+                </w:p>
+              </w:tc>
+            </w:tr>
+            <w:tr>
+              <w:trPr>
+                <w:cantSplit/>
+              </w:trPr>
+              <w:tc>
+                <w:tcPr/>
+                <w:p>
+                  <w:pPr>
+                    <w:pStyle w:val="Compact"/>
+                    <w:keepNext/>
+                  </w:pPr>
+                </w:p>
+              </w:tc>
+              <w:tc>
+                <w:tcPr/>
+                <w:p>
+                  <w:pPr>
+                    <w:pStyle w:val="Compact"/>
+                    <w:keepNext/>
+                  </w:pPr>
+                </w:p>
+              </w:tc>
+              <w:tc>
+                <w:tcPr/>
+                <w:p>
+                  <w:pPr>
+                    <w:pStyle w:val="Compact"/>
+                    <w:keepNext/>
+                  </w:pPr>
+                </w:p>
+              </w:tc>
+              <w:tc>
+                <w:tcPr/>
+                <w:p>
+                  <w:pPr>
+                    <w:pStyle w:val="Compact"/>
+                    <w:keepNext/>
+                  </w:pPr>
+                </w:p>
+              </w:tc>
+              <w:tc>
+                <w:tcPr/>
+                <w:p>
+                  <w:pPr>
+                    <w:pStyle w:val="Compact"/>
+                    <w:keepNext/>
+                  </w:pPr>
+                </w:p>
+              </w:tc>
+              <w:tc>
+                <w:tcPr/>
+                <w:p>
+                  <w:pPr>
+                    <w:pStyle w:val="Compact"/>
+                    <w:keepNext/>
+                  </w:pPr>
+                </w:p>
+              </w:tc>
+              <w:tc>
+                <w:tcPr/>
+                <w:p>
+                  <w:pPr>
+                    <w:pStyle w:val="Compact"/>
+                    <w:keepNext/>
+                  </w:pPr>
+                </w:p>
+              </w:tc>
+            </w:tr>
+            <w:tr>
+              <w:trPr>
+                <w:cantSplit/>
+              </w:trPr>
+              <w:tc>
+                <w:tcPr/>
+                <w:p>
+                  <w:pPr>
+                    <w:pStyle w:val="Compact"/>
+                    <w:keepNext/>
+                  </w:pPr>
+                </w:p>
+              </w:tc>
+              <w:tc>
+                <w:tcPr/>
+                <w:p>
+                  <w:pPr>
+                    <w:pStyle w:val="Compact"/>
+                    <w:keepNext/>
+                  </w:pPr>
+                </w:p>
+              </w:tc>
+              <w:tc>
+                <w:tcPr/>
+                <w:p>
+                  <w:pPr>
+                    <w:pStyle w:val="Compact"/>
+                    <w:keepNext/>
+                  </w:pPr>
+                </w:p>
+              </w:tc>
+              <w:tc>
+                <w:tcPr/>
+                <w:p>
+                  <w:pPr>
+                    <w:pStyle w:val="Compact"/>
+                    <w:keepNext/>
+                  </w:pPr>
+                </w:p>
+              </w:tc>
+              <w:tc>
+                <w:tcPr/>
+                <w:p>
+                  <w:pPr>
+                    <w:pStyle w:val="Compact"/>
+                    <w:keepNext/>
+                  </w:pPr>
+                </w:p>
+              </w:tc>
+              <w:tc>
+                <w:tcPr/>
+                <w:p>
+                  <w:pPr>
+                    <w:pStyle w:val="Compact"/>
+                    <w:keepNext/>
+                  </w:pPr>
+                </w:p>
+              </w:tc>
+              <w:tc>
+                <w:tcPr/>
+                <w:p>
+                  <w:pPr>
+                    <w:pStyle w:val="Compact"/>
+                    <w:keepNext/>
+                  </w:pPr>
+                </w:p>
+              </w:tc>
+            </w:tr>
+            <w:tr>
+              <w:trPr>
+                <w:cantSplit/>
+              </w:trPr>
+              <w:tc>
+                <w:tcPr/>
+                <w:p>
+                  <w:pPr>
+                    <w:pStyle w:val="Compact"/>
+                  </w:pPr>
+                </w:p>
+              </w:tc>
+              <w:tc>
+                <w:tcPr/>
+                <w:p>
+                  <w:pPr>
+                    <w:pStyle w:val="Compact"/>
+                  </w:pPr>
+                </w:p>
+              </w:tc>
+              <w:tc>
+                <w:tcPr/>
+                <w:p>
+                  <w:pPr>
+                    <w:pStyle w:val="Compact"/>
+                  </w:pPr>
+                </w:p>
+              </w:tc>
+              <w:tc>
+                <w:tcPr/>
+                <w:p>
+                  <w:pPr>
+                    <w:pStyle w:val="Compact"/>
+                  </w:pPr>
+                </w:p>
+              </w:tc>
+              <w:tc>
+                <w:tcPr/>
+                <w:p>
+                  <w:pPr>
+                    <w:pStyle w:val="Compact"/>
+                  </w:pPr>
+                </w:p>
+              </w:tc>
+              <w:tc>
+                <w:tcPr/>
+                <w:p>
+                  <w:pPr>
+                    <w:pStyle w:val="Compact"/>
+                  </w:pPr>
+                </w:p>
+              </w:tc>
+              <w:tc>
+                <w:tcPr/>
+                <w:p>
+                  <w:pPr>
+                    <w:pStyle w:val="Compact"/>
+                  </w:pPr>
+                </w:p>
+              </w:tc>
+            </w:tr>
+          </w:tbl>
+          <w:bookmarkEnd w:id="34"/>
+          <w:p/>
+        </w:tc>
+      </w:tr>
+    </w:tbl>
+    <w:p>
+      <w:pPr>
+        <w:pStyle w:val="Compact"/>
+        <w:numPr>
+          <w:ilvl w:val="0"/>
+          <w:numId w:val="1007"/>
+        </w:numPr>
+      </w:pPr>
+      <w:r>
+        <w:t xml:space="preserve">Sammenlign fødevarerne ud fra</w:t>
+      </w:r>
+      <w:r>
+        <w:t xml:space="preserve"> </w:t>
+      </w:r>
+      <w:hyperlink w:anchor="tbl-2">
+        <w:r>
+          <w:rPr>
+            <w:rStyle w:val="Hyperlink"/>
+          </w:rPr>
+          <w:t xml:space="preserve">Tabel 2</w:t>
+        </w:r>
+      </w:hyperlink>
+      <w:r>
+        <w:t xml:space="preserve">: Hvilken fødevare gav den hurtigste og højeste stigning, og hvilken gav det største samlede areal? Kommentér kurvernes forløb for hver forsøgsperson.</w:t>
+      </w:r>
+    </w:p>
+    <w:bookmarkEnd w:id="35"/>
+    <w:bookmarkStart w:id="36" w:name="journalspørgsmål"/>
+    <w:p>
+      <w:pPr>
+        <w:pStyle w:val="Heading2"/>
+      </w:pPr>
+      <w:r>
+        <w:t xml:space="preserve">Journalspørgsmål</w:t>
+      </w:r>
+    </w:p>
+    <w:p>
+      <w:pPr>
+        <w:pStyle w:val="Compact"/>
+        <w:numPr>
+          <w:ilvl w:val="0"/>
+          <w:numId w:val="1008"/>
+        </w:numPr>
+      </w:pPr>
+      <w:r>
+        <w:t xml:space="preserve">Hvilke kulhydrater indeholder de fødevarer, I har undersøgt (mono-, di- eller polysakkarider), og hvordan kan det forklare forskellene i, hvor hurtigt blodglukosen steg?</w:t>
+      </w:r>
+    </w:p>
+    <w:p>
+      <w:pPr>
+        <w:pStyle w:val="Compact"/>
+        <w:numPr>
+          <w:ilvl w:val="0"/>
+          <w:numId w:val="1008"/>
+        </w:numPr>
+      </w:pPr>
+      <w:r>
+        <w:t xml:space="preserve">Forklar ud fra jeres kurver, hvordan insulin og glukagon regulerer blodglukosen efter et måltid. Hvorfor falder blodglukosen nogle gange til under fasteværdien hen mod slutningen af forsøget?</w:t>
+      </w:r>
+    </w:p>
+    <w:p>
+      <w:pPr>
+        <w:pStyle w:val="Compact"/>
+        <w:numPr>
+          <w:ilvl w:val="0"/>
+          <w:numId w:val="1008"/>
+        </w:numPr>
+      </w:pPr>
+      <w:r>
+        <w:t xml:space="preserve">Hvorfor skal alle forsøgspersoner indtage den samme mængde kulhydrat pr. kg kropsvægt, og hvorfor skal de møde fastende?</w:t>
+      </w:r>
+    </w:p>
+    <w:p>
+      <w:pPr>
+        <w:pStyle w:val="Compact"/>
+        <w:numPr>
+          <w:ilvl w:val="0"/>
+          <w:numId w:val="1008"/>
+        </w:numPr>
+      </w:pPr>
+      <w:r>
+        <w:t xml:space="preserve">Hvilket måltid vil I ud fra resultaterne vurdere som det sundeste at indtage? Begrund svaret, fx med begrebet glykæmisk indeks.</w:t>
+      </w:r>
+    </w:p>
+    <w:p>
+      <w:pPr>
+        <w:pStyle w:val="Compact"/>
+        <w:numPr>
+          <w:ilvl w:val="0"/>
+          <w:numId w:val="1008"/>
+        </w:numPr>
+      </w:pPr>
+      <w:r>
+        <w:t xml:space="preserve">Hvordan ville I forvente, at kurven så ud for en person med type 1-diabetes eller type 2-diabetes, som ikke var i behandling? Begrund svaret.</w:t>
+      </w:r>
+    </w:p>
+    <w:p>
+      <w:pPr>
+        <w:pStyle w:val="Compact"/>
+        <w:numPr>
+          <w:ilvl w:val="0"/>
+          <w:numId w:val="1008"/>
+        </w:numPr>
+      </w:pPr>
+      <w:r>
+        <w:t xml:space="preserve">Hvilke fejlkilder kan have påvirket jeres målinger (fx præcision af glykometeret, tidspunkter, fysisk aktivitet under forsøget), og hvor meget kan de have betydet for konklusionen?</w:t>
+      </w:r>
+    </w:p>
+    <w:bookmarkEnd w:id="36"/>
     <w:sectPr>
       <w:headerReference r:id="rId7" w:type="default"/>
       <w:footerReference r:id="rId8" w:type="default"/>
@@ -1824,6 +2836,176 @@
       </w:rPr>
     </w:lvl>
   </w:abstractNum>
+  <w:abstractNum w:abstractNumId="99413">
+    <w:nsid w:val="00A99413"/>
+    <w:multiLevelType w:val="multilevel"/>
+    <w:lvl w:ilvl="0">
+      <w:start w:val="3"/>
+      <w:numFmt w:val="decimal"/>
+      <w:lvlText w:val="%1."/>
+      <w:lvlJc w:val="left"/>
+      <w:pPr>
+        <w:ind w:left="720" w:hanging="360"/>
+      </w:pPr>
+    </w:lvl>
+    <w:lvl w:ilvl="1">
+      <w:start w:val="3"/>
+      <w:numFmt w:val="decimal"/>
+      <w:lvlText w:val="%2."/>
+      <w:lvlJc w:val="left"/>
+      <w:pPr>
+        <w:ind w:left="1440" w:hanging="360"/>
+      </w:pPr>
+    </w:lvl>
+    <w:lvl w:ilvl="2">
+      <w:start w:val="3"/>
+      <w:numFmt w:val="decimal"/>
+      <w:lvlText w:val="%3."/>
+      <w:lvlJc w:val="left"/>
+      <w:pPr>
+        <w:ind w:left="2160" w:hanging="360"/>
+      </w:pPr>
+    </w:lvl>
+    <w:lvl w:ilvl="3">
+      <w:start w:val="3"/>
+      <w:numFmt w:val="decimal"/>
+      <w:lvlText w:val="%4."/>
+      <w:lvlJc w:val="left"/>
+      <w:pPr>
+        <w:ind w:left="2880" w:hanging="360"/>
+      </w:pPr>
+    </w:lvl>
+    <w:lvl w:ilvl="4">
+      <w:start w:val="3"/>
+      <w:numFmt w:val="decimal"/>
+      <w:lvlText w:val="%5."/>
+      <w:lvlJc w:val="left"/>
+      <w:pPr>
+        <w:ind w:left="3600" w:hanging="360"/>
+      </w:pPr>
+    </w:lvl>
+    <w:lvl w:ilvl="5">
+      <w:start w:val="3"/>
+      <w:numFmt w:val="decimal"/>
+      <w:lvlText w:val="%6."/>
+      <w:lvlJc w:val="left"/>
+      <w:pPr>
+        <w:ind w:left="4320" w:hanging="360"/>
+      </w:pPr>
+    </w:lvl>
+    <w:lvl w:ilvl="6">
+      <w:start w:val="3"/>
+      <w:numFmt w:val="decimal"/>
+      <w:lvlText w:val="%7."/>
+      <w:lvlJc w:val="left"/>
+      <w:pPr>
+        <w:ind w:left="5040" w:hanging="360"/>
+      </w:pPr>
+    </w:lvl>
+    <w:lvl w:ilvl="7">
+      <w:start w:val="3"/>
+      <w:numFmt w:val="decimal"/>
+      <w:lvlText w:val="%8."/>
+      <w:lvlJc w:val="left"/>
+      <w:pPr>
+        <w:ind w:left="5760" w:hanging="360"/>
+      </w:pPr>
+    </w:lvl>
+    <w:lvl w:ilvl="8">
+      <w:start w:val="3"/>
+      <w:numFmt w:val="decimal"/>
+      <w:lvlText w:val="%9."/>
+      <w:lvlJc w:val="left"/>
+      <w:pPr>
+        <w:ind w:left="6480" w:hanging="360"/>
+      </w:pPr>
+    </w:lvl>
+  </w:abstractNum>
+  <w:abstractNum w:abstractNumId="99414">
+    <w:nsid w:val="00A99414"/>
+    <w:multiLevelType w:val="multilevel"/>
+    <w:lvl w:ilvl="0">
+      <w:start w:val="4"/>
+      <w:numFmt w:val="decimal"/>
+      <w:lvlText w:val="%1."/>
+      <w:lvlJc w:val="left"/>
+      <w:pPr>
+        <w:ind w:left="720" w:hanging="360"/>
+      </w:pPr>
+    </w:lvl>
+    <w:lvl w:ilvl="1">
+      <w:start w:val="4"/>
+      <w:numFmt w:val="decimal"/>
+      <w:lvlText w:val="%2."/>
+      <w:lvlJc w:val="left"/>
+      <w:pPr>
+        <w:ind w:left="1440" w:hanging="360"/>
+      </w:pPr>
+    </w:lvl>
+    <w:lvl w:ilvl="2">
+      <w:start w:val="4"/>
+      <w:numFmt w:val="decimal"/>
+      <w:lvlText w:val="%3."/>
+      <w:lvlJc w:val="left"/>
+      <w:pPr>
+        <w:ind w:left="2160" w:hanging="360"/>
+      </w:pPr>
+    </w:lvl>
+    <w:lvl w:ilvl="3">
+      <w:start w:val="4"/>
+      <w:numFmt w:val="decimal"/>
+      <w:lvlText w:val="%4."/>
+      <w:lvlJc w:val="left"/>
+      <w:pPr>
+        <w:ind w:left="2880" w:hanging="360"/>
+      </w:pPr>
+    </w:lvl>
+    <w:lvl w:ilvl="4">
+      <w:start w:val="4"/>
+      <w:numFmt w:val="decimal"/>
+      <w:lvlText w:val="%5."/>
+      <w:lvlJc w:val="left"/>
+      <w:pPr>
+        <w:ind w:left="3600" w:hanging="360"/>
+      </w:pPr>
+    </w:lvl>
+    <w:lvl w:ilvl="5">
+      <w:start w:val="4"/>
+      <w:numFmt w:val="decimal"/>
+      <w:lvlText w:val="%6."/>
+      <w:lvlJc w:val="left"/>
+      <w:pPr>
+        <w:ind w:left="4320" w:hanging="360"/>
+      </w:pPr>
+    </w:lvl>
+    <w:lvl w:ilvl="6">
+      <w:start w:val="4"/>
+      <w:numFmt w:val="decimal"/>
+      <w:lvlText w:val="%7."/>
+      <w:lvlJc w:val="left"/>
+      <w:pPr>
+        <w:ind w:left="5040" w:hanging="360"/>
+      </w:pPr>
+    </w:lvl>
+    <w:lvl w:ilvl="7">
+      <w:start w:val="4"/>
+      <w:numFmt w:val="decimal"/>
+      <w:lvlText w:val="%8."/>
+      <w:lvlJc w:val="left"/>
+      <w:pPr>
+        <w:ind w:left="5760" w:hanging="360"/>
+      </w:pPr>
+    </w:lvl>
+    <w:lvl w:ilvl="8">
+      <w:start w:val="4"/>
+      <w:numFmt w:val="decimal"/>
+      <w:lvlText w:val="%9."/>
+      <w:lvlJc w:val="left"/>
+      <w:pPr>
+        <w:ind w:left="6480" w:hanging="360"/>
+      </w:pPr>
+    </w:lvl>
+  </w:abstractNum>
   <w:num w:numId="1">
     <w:abstractNumId w:val="1"/>
     <w:lvlOverride w:ilvl="0">
@@ -1910,6 +3092,126 @@
   </w:num>
   <w:num w:numId="1004">
     <w:abstractNumId w:val="991"/>
+  </w:num>
+  <w:num w:numId="1005">
+    <w:abstractNumId w:val="99411"/>
+    <w:lvlOverride w:ilvl="0">
+      <w:startOverride w:val="1"/>
+    </w:lvlOverride>
+    <w:lvlOverride w:ilvl="1">
+      <w:startOverride w:val="1"/>
+    </w:lvlOverride>
+    <w:lvlOverride w:ilvl="2">
+      <w:startOverride w:val="1"/>
+    </w:lvlOverride>
+    <w:lvlOverride w:ilvl="3">
+      <w:startOverride w:val="1"/>
+    </w:lvlOverride>
+    <w:lvlOverride w:ilvl="4">
+      <w:startOverride w:val="1"/>
+    </w:lvlOverride>
+    <w:lvlOverride w:ilvl="5">
+      <w:startOverride w:val="1"/>
+    </w:lvlOverride>
+    <w:lvlOverride w:ilvl="6">
+      <w:startOverride w:val="1"/>
+    </w:lvlOverride>
+    <w:lvlOverride w:ilvl="7">
+      <w:startOverride w:val="1"/>
+    </w:lvlOverride>
+    <w:lvlOverride w:ilvl="8">
+      <w:startOverride w:val="1"/>
+    </w:lvlOverride>
+  </w:num>
+  <w:num w:numId="1006">
+    <w:abstractNumId w:val="99413"/>
+    <w:lvlOverride w:ilvl="0">
+      <w:startOverride w:val="3"/>
+    </w:lvlOverride>
+    <w:lvlOverride w:ilvl="1">
+      <w:startOverride w:val="3"/>
+    </w:lvlOverride>
+    <w:lvlOverride w:ilvl="2">
+      <w:startOverride w:val="3"/>
+    </w:lvlOverride>
+    <w:lvlOverride w:ilvl="3">
+      <w:startOverride w:val="3"/>
+    </w:lvlOverride>
+    <w:lvlOverride w:ilvl="4">
+      <w:startOverride w:val="3"/>
+    </w:lvlOverride>
+    <w:lvlOverride w:ilvl="5">
+      <w:startOverride w:val="3"/>
+    </w:lvlOverride>
+    <w:lvlOverride w:ilvl="6">
+      <w:startOverride w:val="3"/>
+    </w:lvlOverride>
+    <w:lvlOverride w:ilvl="7">
+      <w:startOverride w:val="3"/>
+    </w:lvlOverride>
+    <w:lvlOverride w:ilvl="8">
+      <w:startOverride w:val="3"/>
+    </w:lvlOverride>
+  </w:num>
+  <w:num w:numId="1007">
+    <w:abstractNumId w:val="99414"/>
+    <w:lvlOverride w:ilvl="0">
+      <w:startOverride w:val="4"/>
+    </w:lvlOverride>
+    <w:lvlOverride w:ilvl="1">
+      <w:startOverride w:val="4"/>
+    </w:lvlOverride>
+    <w:lvlOverride w:ilvl="2">
+      <w:startOverride w:val="4"/>
+    </w:lvlOverride>
+    <w:lvlOverride w:ilvl="3">
+      <w:startOverride w:val="4"/>
+    </w:lvlOverride>
+    <w:lvlOverride w:ilvl="4">
+      <w:startOverride w:val="4"/>
+    </w:lvlOverride>
+    <w:lvlOverride w:ilvl="5">
+      <w:startOverride w:val="4"/>
+    </w:lvlOverride>
+    <w:lvlOverride w:ilvl="6">
+      <w:startOverride w:val="4"/>
+    </w:lvlOverride>
+    <w:lvlOverride w:ilvl="7">
+      <w:startOverride w:val="4"/>
+    </w:lvlOverride>
+    <w:lvlOverride w:ilvl="8">
+      <w:startOverride w:val="4"/>
+    </w:lvlOverride>
+  </w:num>
+  <w:num w:numId="1008">
+    <w:abstractNumId w:val="99411"/>
+    <w:lvlOverride w:ilvl="0">
+      <w:startOverride w:val="1"/>
+    </w:lvlOverride>
+    <w:lvlOverride w:ilvl="1">
+      <w:startOverride w:val="1"/>
+    </w:lvlOverride>
+    <w:lvlOverride w:ilvl="2">
+      <w:startOverride w:val="1"/>
+    </w:lvlOverride>
+    <w:lvlOverride w:ilvl="3">
+      <w:startOverride w:val="1"/>
+    </w:lvlOverride>
+    <w:lvlOverride w:ilvl="4">
+      <w:startOverride w:val="1"/>
+    </w:lvlOverride>
+    <w:lvlOverride w:ilvl="5">
+      <w:startOverride w:val="1"/>
+    </w:lvlOverride>
+    <w:lvlOverride w:ilvl="6">
+      <w:startOverride w:val="1"/>
+    </w:lvlOverride>
+    <w:lvlOverride w:ilvl="7">
+      <w:startOverride w:val="1"/>
+    </w:lvlOverride>
+    <w:lvlOverride w:ilvl="8">
+      <w:startOverride w:val="1"/>
+    </w:lvlOverride>
   </w:num>
 </w:numbering>
 </file>
